--- a/report/Transformer_Project_Report.docx
+++ b/report/Transformer_Project_Report.docx
@@ -169,10 +169,7 @@
         <w:t>的基础上，从零实现一个可训练、可测试、可推理的</w:t>
       </w:r>
       <w:r>
-        <w:t xml:space="preserve"> Encoder-Decoder Transform</w:t>
-      </w:r>
-      <w:r>
-        <w:t>er</w:t>
+        <w:t xml:space="preserve"> Encoder-Decoder Transformer</w:t>
       </w:r>
       <w:r>
         <w:t>，并通过机器翻译和序列反转任务验证模型结构、</w:t>
@@ -788,13 +785,7 @@
               <w:rPr>
                 <w:sz w:val="21"/>
               </w:rPr>
-              <w:t>完成实验</w:t>
-            </w:r>
-            <w:r>
-              <w:rPr>
-                <w:sz w:val="21"/>
-              </w:rPr>
-              <w:t>分析</w:t>
+              <w:t>完成实验分析</w:t>
             </w:r>
           </w:p>
         </w:tc>
@@ -1102,14 +1093,7 @@
           <w:sz w:val="18"/>
         </w:rPr>
         <w:br/>
-        <w:t xml:space="preserve">├── README.md                  # </w:t>
-      </w:r>
-      <w:r>
-        <w:rPr>
-          <w:rFonts w:ascii="Courier New" w:eastAsia="Courier New" w:hAnsi="Courier New"/>
-          <w:sz w:val="18"/>
-        </w:rPr>
-        <w:t>项目说明与运行命令</w:t>
+        <w:t>├── README.md                  # 项目说明与运行命令</w:t>
       </w:r>
       <w:r>
         <w:rPr>
@@ -1117,14 +1101,7 @@
           <w:sz w:val="18"/>
         </w:rPr>
         <w:br/>
-        <w:t xml:space="preserve">├── requirements.txt           # Python </w:t>
-      </w:r>
-      <w:r>
-        <w:rPr>
-          <w:rFonts w:ascii="Courier New" w:eastAsia="Courier New" w:hAnsi="Courier New"/>
-          <w:sz w:val="18"/>
-        </w:rPr>
-        <w:t>依赖</w:t>
+        <w:t>├── requirements.txt           # Python 依赖</w:t>
       </w:r>
       <w:r>
         <w:rPr>
@@ -1132,21 +1109,7 @@
           <w:sz w:val="18"/>
         </w:rPr>
         <w:br/>
-        <w:t>├── model.py                   # Transf</w:t>
-      </w:r>
-      <w:r>
-        <w:rPr>
-          <w:rFonts w:ascii="Courier New" w:eastAsia="Courier New" w:hAnsi="Courier New"/>
-          <w:sz w:val="18"/>
-        </w:rPr>
-        <w:t xml:space="preserve">ormer </w:t>
-      </w:r>
-      <w:r>
-        <w:rPr>
-          <w:rFonts w:ascii="Courier New" w:eastAsia="Courier New" w:hAnsi="Courier New"/>
-          <w:sz w:val="18"/>
-        </w:rPr>
-        <w:t>核心模型</w:t>
+        <w:t>├── model.py                   # Transformer 核心模型</w:t>
       </w:r>
       <w:r>
         <w:rPr>
@@ -1154,14 +1117,7 @@
           <w:sz w:val="18"/>
         </w:rPr>
         <w:br/>
-        <w:t xml:space="preserve">├── train.py                   # </w:t>
-      </w:r>
-      <w:r>
-        <w:rPr>
-          <w:rFonts w:ascii="Courier New" w:eastAsia="Courier New" w:hAnsi="Courier New"/>
-          <w:sz w:val="18"/>
-        </w:rPr>
-        <w:t>训练入口与参数量统计</w:t>
+        <w:t>├── train.py                   # 训练入口与参数量统计</w:t>
       </w:r>
       <w:r>
         <w:rPr>
@@ -1169,28 +1125,7 @@
           <w:sz w:val="18"/>
         </w:rPr>
         <w:br/>
-        <w:t xml:space="preserve">├── test.py                    # </w:t>
-      </w:r>
-      <w:r>
-        <w:rPr>
-          <w:rFonts w:ascii="Courier New" w:eastAsia="Courier New" w:hAnsi="Courier New"/>
-          <w:sz w:val="18"/>
-        </w:rPr>
-        <w:t>测试与</w:t>
-      </w:r>
-      <w:r>
-        <w:rPr>
-          <w:rFonts w:ascii="Courier New" w:eastAsia="Courier New" w:hAnsi="Courier New"/>
-          <w:sz w:val="18"/>
-        </w:rPr>
-        <w:t xml:space="preserve"> BLEU/</w:t>
-      </w:r>
-      <w:r>
-        <w:rPr>
-          <w:rFonts w:ascii="Courier New" w:eastAsia="Courier New" w:hAnsi="Courier New"/>
-          <w:sz w:val="18"/>
-        </w:rPr>
-        <w:t>准确率评估</w:t>
+        <w:t>├── test.py                    # 测试与 BLEU/准确率评估</w:t>
       </w:r>
       <w:r>
         <w:rPr>
@@ -1205,14 +1140,7 @@
           <w:sz w:val="18"/>
         </w:rPr>
         <w:lastRenderedPageBreak/>
-        <w:t xml:space="preserve">├── inference.py               # </w:t>
-      </w:r>
-      <w:r>
-        <w:rPr>
-          <w:rFonts w:ascii="Courier New" w:eastAsia="Courier New" w:hAnsi="Courier New"/>
-          <w:sz w:val="18"/>
-        </w:rPr>
-        <w:t>贪心解码推理</w:t>
+        <w:t>├── inference.py               # 贪心解码推理</w:t>
       </w:r>
       <w:r>
         <w:rPr>
@@ -1220,14 +1148,7 @@
           <w:sz w:val="18"/>
         </w:rPr>
         <w:br/>
-        <w:t xml:space="preserve">├── configs/                   # default / quick / reverse </w:t>
-      </w:r>
-      <w:r>
-        <w:rPr>
-          <w:rFonts w:ascii="Courier New" w:eastAsia="Courier New" w:hAnsi="Courier New"/>
-          <w:sz w:val="18"/>
-        </w:rPr>
-        <w:t>配置</w:t>
+        <w:t>├── configs/                   # default / quick / reverse 配置</w:t>
       </w:r>
       <w:r>
         <w:rPr>
@@ -1235,49 +1156,7 @@
           <w:sz w:val="18"/>
         </w:rPr>
         <w:br/>
-        <w:t>├── data/                      # vocab</w:t>
-      </w:r>
-      <w:r>
-        <w:rPr>
-          <w:rFonts w:ascii="Courier New" w:eastAsia="Courier New" w:hAnsi="Courier New"/>
-          <w:sz w:val="18"/>
-        </w:rPr>
-        <w:t>、</w:t>
-      </w:r>
-      <w:r>
-        <w:rPr>
-          <w:rFonts w:ascii="Courier New" w:eastAsia="Courier New" w:hAnsi="Courier New"/>
-          <w:sz w:val="18"/>
-        </w:rPr>
-        <w:t>mask</w:t>
-      </w:r>
-      <w:r>
-        <w:rPr>
-          <w:rFonts w:ascii="Courier New" w:eastAsia="Courier New" w:hAnsi="Courier New"/>
-          <w:sz w:val="18"/>
-        </w:rPr>
-        <w:t>、</w:t>
-      </w:r>
-      <w:r>
-        <w:rPr>
-          <w:rFonts w:ascii="Courier New" w:eastAsia="Courier New" w:hAnsi="Courier New"/>
-          <w:sz w:val="18"/>
-        </w:rPr>
-        <w:t>dataset</w:t>
-      </w:r>
-      <w:r>
-        <w:rPr>
-          <w:rFonts w:ascii="Courier New" w:eastAsia="Courier New" w:hAnsi="Courier New"/>
-          <w:sz w:val="18"/>
-        </w:rPr>
-        <w:t xml:space="preserve"> </w:t>
-      </w:r>
-      <w:r>
-        <w:rPr>
-          <w:rFonts w:ascii="Courier New" w:eastAsia="Courier New" w:hAnsi="Courier New"/>
-          <w:sz w:val="18"/>
-        </w:rPr>
-        <w:t>与语料</w:t>
+        <w:t>├── data/                      # vocab、mask、dataset 与语料</w:t>
       </w:r>
       <w:r>
         <w:rPr>
@@ -1285,14 +1164,7 @@
           <w:sz w:val="18"/>
         </w:rPr>
         <w:br/>
-        <w:t xml:space="preserve">├── scripts/                   # </w:t>
-      </w:r>
-      <w:r>
-        <w:rPr>
-          <w:rFonts w:ascii="Courier New" w:eastAsia="Courier New" w:hAnsi="Courier New"/>
-          <w:sz w:val="18"/>
-        </w:rPr>
-        <w:t>下载数据、绘图、一键运行</w:t>
+        <w:t>├── scripts/                   # 下载数据、绘图、一键运行</w:t>
       </w:r>
       <w:r>
         <w:rPr>
@@ -1300,14 +1172,7 @@
           <w:sz w:val="18"/>
         </w:rPr>
         <w:br/>
-        <w:t xml:space="preserve">├── checkpoints/               # </w:t>
-      </w:r>
-      <w:r>
-        <w:rPr>
-          <w:rFonts w:ascii="Courier New" w:eastAsia="Courier New" w:hAnsi="Courier New"/>
-          <w:sz w:val="18"/>
-        </w:rPr>
-        <w:t>最优模型权重</w:t>
+        <w:t>├── checkpoints/               # 最优模型权重</w:t>
       </w:r>
       <w:r>
         <w:rPr>
@@ -1315,28 +1180,7 @@
           <w:sz w:val="18"/>
         </w:rPr>
         <w:br/>
-        <w:t xml:space="preserve">├── results/                   # </w:t>
-      </w:r>
-      <w:r>
-        <w:rPr>
-          <w:rFonts w:ascii="Courier New" w:eastAsia="Courier New" w:hAnsi="Courier New"/>
-          <w:sz w:val="18"/>
-        </w:rPr>
-        <w:t>训练日志、</w:t>
-      </w:r>
-      <w:r>
-        <w:rPr>
-          <w:rFonts w:ascii="Courier New" w:eastAsia="Courier New" w:hAnsi="Courier New"/>
-          <w:sz w:val="18"/>
-        </w:rPr>
-        <w:t>BLEU</w:t>
-      </w:r>
-      <w:r>
-        <w:rPr>
-          <w:rFonts w:ascii="Courier New" w:eastAsia="Courier New" w:hAnsi="Courier New"/>
-          <w:sz w:val="18"/>
-        </w:rPr>
-        <w:t>、预测样例</w:t>
+        <w:t>├── results/                   # 训练日志、BLEU、预测样例</w:t>
       </w:r>
       <w:r>
         <w:rPr>
@@ -1344,14 +1188,7 @@
           <w:sz w:val="18"/>
         </w:rPr>
         <w:br/>
-        <w:t xml:space="preserve">└── figures/                   # Loss </w:t>
-      </w:r>
-      <w:r>
-        <w:rPr>
-          <w:rFonts w:ascii="Courier New" w:eastAsia="Courier New" w:hAnsi="Courier New"/>
-          <w:sz w:val="18"/>
-        </w:rPr>
-        <w:t>曲线图</w:t>
+        <w:t>└── figures/                   # Loss 曲线图</w:t>
       </w:r>
     </w:p>
     <w:p>
@@ -1396,10 +1233,7 @@
         <w:t xml:space="preserve"> GRU </w:t>
       </w:r>
       <w:r>
-        <w:t>通过递归方式处理序列，天然具有顺序建模能力，但存在长距</w:t>
-      </w:r>
-      <w:r>
-        <w:t>离依赖传播路径长、难以充分并行、训练速度受序列长度限制等问题。</w:t>
+        <w:t>通过递归方式处理序列，天然具有顺序建模能力，但存在长距离依赖传播路径长、难以充分并行、训练速度受序列长度限制等问题。</w:t>
       </w:r>
       <w:r>
         <w:t xml:space="preserve">Transformer </w:t>
@@ -1969,14 +1803,7 @@
           <w:sz w:val="18"/>
         </w:rPr>
         <w:br/>
-        <w:t>tgt_in</w:t>
-      </w:r>
-      <w:r>
-        <w:rPr>
-          <w:rFonts w:ascii="Courier New" w:eastAsia="Courier New" w:hAnsi="Courier New"/>
-          <w:sz w:val="18"/>
-        </w:rPr>
-        <w:t xml:space="preserve"> ids  → tgt Embedding + Positional Encoding</w:t>
+        <w:t>tgt_in ids  → tgt Embedding + Positional Encoding</w:t>
       </w:r>
       <w:r>
         <w:rPr>
@@ -1984,28 +1811,7 @@
           <w:sz w:val="18"/>
         </w:rPr>
         <w:br/>
-        <w:t xml:space="preserve">             → Decoder Layer × N</w:t>
-      </w:r>
-      <w:r>
-        <w:rPr>
-          <w:rFonts w:ascii="Courier New" w:eastAsia="Courier New" w:hAnsi="Courier New"/>
-          <w:sz w:val="18"/>
-        </w:rPr>
-        <w:t>（</w:t>
-      </w:r>
-      <w:r>
-        <w:rPr>
-          <w:rFonts w:ascii="Courier New" w:eastAsia="Courier New" w:hAnsi="Courier New"/>
-          <w:sz w:val="18"/>
-        </w:rPr>
-        <w:t>masked self-attn + cross-attn + FFN</w:t>
-      </w:r>
-      <w:r>
-        <w:rPr>
-          <w:rFonts w:ascii="Courier New" w:eastAsia="Courier New" w:hAnsi="Courier New"/>
-          <w:sz w:val="18"/>
-        </w:rPr>
-        <w:t>）</w:t>
+        <w:t xml:space="preserve">             → Decoder Layer × N（masked self-attn + cross-attn + FFN）</w:t>
       </w:r>
       <w:r>
         <w:rPr>
@@ -2061,10 +1867,7 @@
         <w:t>维向量，并乘以</w:t>
       </w:r>
       <w:r>
-        <w:t xml:space="preserve"> sqrt(d_mod</w:t>
-      </w:r>
-      <w:r>
-        <w:t xml:space="preserve">el) </w:t>
+        <w:t xml:space="preserve"> sqrt(d_model) </w:t>
       </w:r>
       <w:r>
         <w:t>进行缩放，使词向量幅度与位置编码处于相近尺度。由于</w:t>
@@ -2135,10 +1938,7 @@
         <w:ind w:firstLine="480"/>
       </w:pPr>
       <w:r>
-        <w:t>缩放点积</w:t>
-      </w:r>
-      <w:r>
-        <w:t>注意力是</w:t>
+        <w:t>缩放点积注意力是</w:t>
       </w:r>
       <w:r>
         <w:t xml:space="preserve"> Transformer </w:t>
@@ -2227,14 +2027,7 @@
           <w:sz w:val="18"/>
         </w:rPr>
         <w:br/>
-        <w:t>scores = torch.matmul(query, key.transpose(-2, -1)) / math.sqrt(</w:t>
-      </w:r>
-      <w:r>
-        <w:rPr>
-          <w:rFonts w:ascii="Courier New" w:eastAsia="Courier New" w:hAnsi="Courier New"/>
-          <w:sz w:val="18"/>
-        </w:rPr>
-        <w:t>d_k)</w:t>
+        <w:t>scores = torch.matmul(query, key.transpose(-2, -1)) / math.sqrt(d_k)</w:t>
       </w:r>
       <w:r>
         <w:rPr>
@@ -2242,21 +2035,7 @@
           <w:sz w:val="18"/>
         </w:rPr>
         <w:br/>
-        <w:t xml:space="preserve">scores = scores.masked_fill(mask == 0, -inf)   # </w:t>
-      </w:r>
-      <w:r>
-        <w:rPr>
-          <w:rFonts w:ascii="Courier New" w:eastAsia="Courier New" w:hAnsi="Courier New"/>
-          <w:sz w:val="18"/>
-        </w:rPr>
-        <w:t>可选</w:t>
-      </w:r>
-      <w:r>
-        <w:rPr>
-          <w:rFonts w:ascii="Courier New" w:eastAsia="Courier New" w:hAnsi="Courier New"/>
-          <w:sz w:val="18"/>
-        </w:rPr>
-        <w:t xml:space="preserve"> mask</w:t>
+        <w:t>scores = scores.masked_fill(mask == 0, -inf)   # 可选 mask</w:t>
       </w:r>
       <w:r>
         <w:rPr>
@@ -2849,10 +2628,7 @@
         <w:t xml:space="preserve"> num_heads </w:t>
       </w:r>
       <w:r>
-        <w:t>个子空间，每个</w:t>
-      </w:r>
-      <w:r>
-        <w:t>头独立计算注意力，再将结果拼接并通过输出线性层融合。这样模型可以在不同表示子空间中关注不同类型的信息，例如局部位置、主谓关系、语义对应或句法结构。</w:t>
+        <w:t>个子空间，每个头独立计算注意力，再将结果拼接并通过输出线性层融合。这样模型可以在不同表示子空间中关注不同类型的信息，例如局部位置、主谓关系、语义对应或句法结构。</w:t>
       </w:r>
     </w:p>
     <w:p>
@@ -2866,14 +2642,7 @@
           <w:rFonts w:ascii="Courier New" w:eastAsia="Courier New" w:hAnsi="Courier New"/>
           <w:sz w:val="18"/>
         </w:rPr>
-        <w:t>输入</w:t>
-      </w:r>
-      <w:r>
-        <w:rPr>
-          <w:rFonts w:ascii="Courier New" w:eastAsia="Courier New" w:hAnsi="Courier New"/>
-          <w:sz w:val="18"/>
-        </w:rPr>
-        <w:t>:       (B, L, d_model)</w:t>
+        <w:t>输入:       (B, L, d_model)</w:t>
       </w:r>
       <w:r>
         <w:rPr>
@@ -2881,21 +2650,7 @@
           <w:sz w:val="18"/>
         </w:rPr>
         <w:br/>
-        <w:t>Q/K/V</w:t>
-      </w:r>
-      <w:r>
-        <w:rPr>
-          <w:rFonts w:ascii="Courier New" w:eastAsia="Courier New" w:hAnsi="Courier New"/>
-          <w:sz w:val="18"/>
-        </w:rPr>
-        <w:t>投影</w:t>
-      </w:r>
-      <w:r>
-        <w:rPr>
-          <w:rFonts w:ascii="Courier New" w:eastAsia="Courier New" w:hAnsi="Courier New"/>
-          <w:sz w:val="18"/>
-        </w:rPr>
-        <w:t>:  (B, L, d_model)</w:t>
+        <w:t>Q/K/V投影:  (B, L, d_model)</w:t>
       </w:r>
       <w:r>
         <w:rPr>
@@ -2903,20 +2658,7 @@
           <w:sz w:val="18"/>
         </w:rPr>
         <w:br/>
-      </w:r>
-      <w:r>
-        <w:rPr>
-          <w:rFonts w:ascii="Courier New" w:eastAsia="Courier New" w:hAnsi="Courier New"/>
-          <w:sz w:val="18"/>
-        </w:rPr>
-        <w:t>分头</w:t>
-      </w:r>
-      <w:r>
-        <w:rPr>
-          <w:rFonts w:ascii="Courier New" w:eastAsia="Courier New" w:hAnsi="Courier New"/>
-          <w:sz w:val="18"/>
-        </w:rPr>
-        <w:t>:       (B, H, L, d_k),  d_k = d_model / H</w:t>
+        <w:t>分头:       (B, H, L, d_k),  d_k = d_model / H</w:t>
       </w:r>
       <w:r>
         <w:rPr>
@@ -2924,20 +2666,7 @@
           <w:sz w:val="18"/>
         </w:rPr>
         <w:br/>
-      </w:r>
-      <w:r>
-        <w:rPr>
-          <w:rFonts w:ascii="Courier New" w:eastAsia="Courier New" w:hAnsi="Courier New"/>
-          <w:sz w:val="18"/>
-        </w:rPr>
-        <w:t>注意力分数</w:t>
-      </w:r>
-      <w:r>
-        <w:rPr>
-          <w:rFonts w:ascii="Courier New" w:eastAsia="Courier New" w:hAnsi="Courier New"/>
-          <w:sz w:val="18"/>
-        </w:rPr>
-        <w:t>: (B, H, L_q, L_k)</w:t>
+        <w:t>注意力分数: (B, H, L_q, L_k)</w:t>
       </w:r>
       <w:r>
         <w:rPr>
@@ -2945,20 +2674,7 @@
           <w:sz w:val="18"/>
         </w:rPr>
         <w:br/>
-      </w:r>
-      <w:r>
-        <w:rPr>
-          <w:rFonts w:ascii="Courier New" w:eastAsia="Courier New" w:hAnsi="Courier New"/>
-          <w:sz w:val="18"/>
-        </w:rPr>
-        <w:t>加权输出</w:t>
-      </w:r>
-      <w:r>
-        <w:rPr>
-          <w:rFonts w:ascii="Courier New" w:eastAsia="Courier New" w:hAnsi="Courier New"/>
-          <w:sz w:val="18"/>
-        </w:rPr>
-        <w:t>:   (B, H, L_q, d_k)</w:t>
+        <w:t>加权输出:   (B, H, L_q, d_k)</w:t>
       </w:r>
       <w:r>
         <w:rPr>
@@ -2966,20 +2682,7 @@
           <w:sz w:val="18"/>
         </w:rPr>
         <w:br/>
-      </w:r>
-      <w:r>
-        <w:rPr>
-          <w:rFonts w:ascii="Courier New" w:eastAsia="Courier New" w:hAnsi="Courier New"/>
-          <w:sz w:val="18"/>
-        </w:rPr>
-        <w:t>拼接</w:t>
-      </w:r>
-      <w:r>
-        <w:rPr>
-          <w:rFonts w:ascii="Courier New" w:eastAsia="Courier New" w:hAnsi="Courier New"/>
-          <w:sz w:val="18"/>
-        </w:rPr>
-        <w:t>:       (B, L_q, d_model)</w:t>
+        <w:t>拼接:       (B, L_q, d_model)</w:t>
       </w:r>
       <w:r>
         <w:rPr>
@@ -2987,27 +2690,7 @@
           <w:sz w:val="18"/>
         </w:rPr>
         <w:br/>
-      </w:r>
-      <w:r>
-        <w:rPr>
-          <w:rFonts w:ascii="Courier New" w:eastAsia="Courier New" w:hAnsi="Courier New"/>
-          <w:sz w:val="18"/>
-        </w:rPr>
-        <w:t>输出投影</w:t>
-      </w:r>
-      <w:r>
-        <w:rPr>
-          <w:rFonts w:ascii="Courier New" w:eastAsia="Courier New" w:hAnsi="Courier New"/>
-          <w:sz w:val="18"/>
-        </w:rPr>
-        <w:t xml:space="preserve">:   </w:t>
-      </w:r>
-      <w:r>
-        <w:rPr>
-          <w:rFonts w:ascii="Courier New" w:eastAsia="Courier New" w:hAnsi="Courier New"/>
-          <w:sz w:val="18"/>
-        </w:rPr>
-        <w:t>(B, L_q, d_model)</w:t>
+        <w:t>输出投影:   (B, L_q, d_model)</w:t>
       </w:r>
     </w:p>
     <w:p>
@@ -3301,13 +2984,7 @@
               <w:rPr>
                 <w:sz w:val="21"/>
               </w:rPr>
-              <w:t xml:space="preserve">Masked </w:t>
-            </w:r>
-            <w:r>
-              <w:rPr>
-                <w:sz w:val="21"/>
-              </w:rPr>
-              <w:t>Self-Attention + Cross-Attention + FFN</w:t>
+              <w:t>Masked Self-Attention + Cross-Attention + FFN</w:t>
             </w:r>
             <w:r>
               <w:rPr>
@@ -3603,10 +3280,7 @@
         <w:t>正确训练和推理的关键。本项目实现两类</w:t>
       </w:r>
       <w:r>
-        <w:t xml:space="preserve"> m</w:t>
-      </w:r>
-      <w:r>
-        <w:t>ask</w:t>
+        <w:t xml:space="preserve"> mask</w:t>
       </w:r>
       <w:r>
         <w:t>：</w:t>
@@ -3875,13 +3549,7 @@
               <w:rPr>
                 <w:sz w:val="21"/>
               </w:rPr>
-              <w:t>tgt</w:t>
-            </w:r>
-            <w:r>
-              <w:rPr>
-                <w:sz w:val="21"/>
-              </w:rPr>
-              <w:t xml:space="preserve"> padding mask</w:t>
+              <w:t>tgt padding mask</w:t>
             </w:r>
           </w:p>
         </w:tc>
@@ -4164,63 +3832,7 @@
           <w:rFonts w:ascii="Courier New" w:eastAsia="Courier New" w:hAnsi="Courier New"/>
           <w:sz w:val="18"/>
         </w:rPr>
-        <w:t>因果掩码示意（</w:t>
-      </w:r>
-      <w:r>
-        <w:rPr>
-          <w:rFonts w:ascii="Courier New" w:eastAsia="Courier New" w:hAnsi="Courier New"/>
-          <w:sz w:val="18"/>
-        </w:rPr>
-        <w:t>T=4</w:t>
-      </w:r>
-      <w:r>
-        <w:rPr>
-          <w:rFonts w:ascii="Courier New" w:eastAsia="Courier New" w:hAnsi="Courier New"/>
-          <w:sz w:val="18"/>
-        </w:rPr>
-        <w:t>，</w:t>
-      </w:r>
-      <w:r>
-        <w:rPr>
-          <w:rFonts w:ascii="Courier New" w:eastAsia="Courier New" w:hAnsi="Courier New"/>
-          <w:sz w:val="18"/>
-        </w:rPr>
-        <w:t>✓</w:t>
-      </w:r>
-      <w:r>
-        <w:rPr>
-          <w:rFonts w:ascii="Courier New" w:eastAsia="Courier New" w:hAnsi="Courier New"/>
-          <w:sz w:val="18"/>
-        </w:rPr>
-        <w:t xml:space="preserve"> </w:t>
-      </w:r>
-      <w:r>
-        <w:rPr>
-          <w:rFonts w:ascii="Courier New" w:eastAsia="Courier New" w:hAnsi="Courier New"/>
-          <w:sz w:val="18"/>
-        </w:rPr>
-        <w:t>表示可见，</w:t>
-      </w:r>
-      <w:r>
-        <w:rPr>
-          <w:rFonts w:ascii="Courier New" w:eastAsia="Courier New" w:hAnsi="Courier New"/>
-          <w:sz w:val="18"/>
-        </w:rPr>
-        <w:t xml:space="preserve">× </w:t>
-      </w:r>
-      <w:r>
-        <w:rPr>
-          <w:rFonts w:ascii="Courier New" w:eastAsia="Courier New" w:hAnsi="Courier New"/>
-          <w:sz w:val="18"/>
-        </w:rPr>
-        <w:t>表示屏蔽）</w:t>
-      </w:r>
-      <w:r>
-        <w:rPr>
-          <w:rFonts w:ascii="Courier New" w:eastAsia="Courier New" w:hAnsi="Courier New"/>
-          <w:sz w:val="18"/>
-        </w:rPr>
-        <w:t>:</w:t>
+        <w:t>因果掩码示意（T=4，✓ 表示可见，× 表示屏蔽）:</w:t>
       </w:r>
       <w:r>
         <w:rPr>
@@ -4228,12 +3840,6 @@
           <w:sz w:val="18"/>
         </w:rPr>
         <w:br/>
-      </w:r>
-      <w:r>
-        <w:rPr>
-          <w:rFonts w:ascii="Courier New" w:eastAsia="Courier New" w:hAnsi="Courier New"/>
-          <w:sz w:val="18"/>
-        </w:rPr>
         <w:t xml:space="preserve">      k0  k1  k2  k3</w:t>
       </w:r>
       <w:r>
@@ -4343,10 +3949,7 @@
         <w:t xml:space="preserve"> Teacher Forcing </w:t>
       </w:r>
       <w:r>
-        <w:t>训练</w:t>
-      </w:r>
-      <w:r>
-        <w:t>下一词预测。</w:t>
+        <w:t>训练下一词预测。</w:t>
       </w:r>
     </w:p>
     <w:p>
@@ -4360,28 +3963,7 @@
           <w:rFonts w:ascii="Courier New" w:eastAsia="Courier New" w:hAnsi="Courier New"/>
           <w:sz w:val="18"/>
         </w:rPr>
-        <w:t>原始文本</w:t>
-      </w:r>
-      <w:r>
-        <w:rPr>
-          <w:rFonts w:ascii="Courier New" w:eastAsia="Courier New" w:hAnsi="Courier New"/>
-          <w:sz w:val="18"/>
-        </w:rPr>
-        <w:t xml:space="preserve"> → whitespace_tokenizer → token </w:t>
-      </w:r>
-      <w:r>
-        <w:rPr>
-          <w:rFonts w:ascii="Courier New" w:eastAsia="Courier New" w:hAnsi="Courier New"/>
-          <w:sz w:val="18"/>
-        </w:rPr>
-        <w:t>列表</w:t>
-      </w:r>
-      <w:r>
-        <w:rPr>
-          <w:rFonts w:ascii="Courier New" w:eastAsia="Courier New" w:hAnsi="Courier New"/>
-          <w:sz w:val="18"/>
-        </w:rPr>
-        <w:t xml:space="preserve"> → Vocab.encode</w:t>
+        <w:t>原始文本 → whitespace_tokenizer → token 列表 → Vocab.encode</w:t>
       </w:r>
       <w:r>
         <w:rPr>
@@ -4389,21 +3971,7 @@
           <w:sz w:val="18"/>
         </w:rPr>
         <w:br/>
-        <w:t xml:space="preserve">→ [BOS] + ids + [EOS] → pad_2d </w:t>
-      </w:r>
-      <w:r>
-        <w:rPr>
-          <w:rFonts w:ascii="Courier New" w:eastAsia="Courier New" w:hAnsi="Courier New"/>
-          <w:sz w:val="18"/>
-        </w:rPr>
-        <w:t>对齐</w:t>
-      </w:r>
-      <w:r>
-        <w:rPr>
-          <w:rFonts w:ascii="Courier New" w:eastAsia="Courier New" w:hAnsi="Courier New"/>
-          <w:sz w:val="18"/>
-        </w:rPr>
-        <w:t xml:space="preserve"> batch</w:t>
+        <w:t>→ [BOS] + ids + [EOS] → pad_2d 对齐 batch</w:t>
       </w:r>
       <w:r>
         <w:rPr>
@@ -5834,10 +5402,7 @@
         <w:t>概率，因此损失函数使用</w:t>
       </w:r>
       <w:r>
-        <w:t xml:space="preserve"> </w:t>
-      </w:r>
-      <w:r>
-        <w:t>nn.NLLLoss</w:t>
+        <w:t xml:space="preserve"> nn.NLLLoss</w:t>
       </w:r>
       <w:r>
         <w:t>，并通过</w:t>
@@ -7286,13 +6851,7 @@
               <w:rPr>
                 <w:sz w:val="21"/>
               </w:rPr>
-              <w:t xml:space="preserve">d_model × V_tgt + </w:t>
-            </w:r>
-            <w:r>
-              <w:rPr>
-                <w:sz w:val="21"/>
-              </w:rPr>
-              <w:t>V_tgt</w:t>
+              <w:t>d_model × V_tgt + V_tgt</w:t>
             </w:r>
           </w:p>
         </w:tc>
@@ -7357,14 +6916,7 @@
           <w:sz w:val="18"/>
         </w:rPr>
         <w:br/>
-        <w:t xml:space="preserve">print("Trainable parameters:", </w:t>
-      </w:r>
-      <w:r>
-        <w:rPr>
-          <w:rFonts w:ascii="Courier New" w:eastAsia="Courier New" w:hAnsi="Courier New"/>
-          <w:sz w:val="18"/>
-        </w:rPr>
-        <w:t>trainable_params)</w:t>
+        <w:t>print("Trainable parameters:", trainable_params)</w:t>
       </w:r>
     </w:p>
     <w:p>
@@ -7990,7 +7542,7 @@
           <w:noProof/>
         </w:rPr>
         <w:drawing>
-          <wp:inline distT="0" distB="0" distL="0" distR="0" wp14:anchorId="58D8E9F9" wp14:editId="1494C914">
+          <wp:inline distT="0" distB="0" distL="0" distR="0" wp14:anchorId="1D961D74" wp14:editId="22F4B087">
             <wp:extent cx="4752000" cy="2376000"/>
             <wp:effectExtent l="0" t="0" r="0" b="0"/>
             <wp:docPr id="1" name="Picture 1"/>
@@ -8114,12 +7666,6 @@
           <w:sz w:val="18"/>
         </w:rPr>
         <w:br/>
-      </w:r>
-      <w:r>
-        <w:rPr>
-          <w:rFonts w:ascii="Courier New" w:eastAsia="Courier New" w:hAnsi="Courier New"/>
-          <w:sz w:val="18"/>
-        </w:rPr>
         <w:t>HYP: the dog laughs and is young .</w:t>
       </w:r>
       <w:r>
@@ -8195,10 +7741,7 @@
         <w:t>。该任务要求模型输出输入序列的反转结果，验证集准确率达到</w:t>
       </w:r>
       <w:r>
-        <w:t xml:space="preserve"> 92.</w:t>
-      </w:r>
-      <w:r>
-        <w:t>58%</w:t>
+        <w:t xml:space="preserve"> 92.58%</w:t>
       </w:r>
       <w:r>
         <w:t>。该结果说明位置编码、注意力和目标端</w:t>
@@ -8220,7 +7763,7 @@
           <w:noProof/>
         </w:rPr>
         <w:drawing>
-          <wp:inline distT="0" distB="0" distL="0" distR="0" wp14:anchorId="2AF2D304" wp14:editId="4096169F">
+          <wp:inline distT="0" distB="0" distL="0" distR="0" wp14:anchorId="2024E62A" wp14:editId="429E98CC">
             <wp:extent cx="4752000" cy="2376000"/>
             <wp:effectExtent l="0" t="0" r="0" b="0"/>
             <wp:docPr id="2" name="Picture 2"/>
@@ -8392,14 +7935,7 @@
           <w:rFonts w:ascii="Courier New" w:eastAsia="Courier New" w:hAnsi="Courier New"/>
           <w:sz w:val="18"/>
         </w:rPr>
-        <w:t xml:space="preserve"># </w:t>
-      </w:r>
-      <w:r>
-        <w:rPr>
-          <w:rFonts w:ascii="Courier New" w:eastAsia="Courier New" w:hAnsi="Courier New"/>
-          <w:sz w:val="18"/>
-        </w:rPr>
-        <w:t>安装依赖</w:t>
+        <w:t># 安装依赖</w:t>
       </w:r>
       <w:r>
         <w:rPr>
@@ -8422,14 +7958,7 @@
           <w:sz w:val="18"/>
         </w:rPr>
         <w:br/>
-        <w:t xml:space="preserve"># </w:t>
-      </w:r>
-      <w:r>
-        <w:rPr>
-          <w:rFonts w:ascii="Courier New" w:eastAsia="Courier New" w:hAnsi="Courier New"/>
-          <w:sz w:val="18"/>
-        </w:rPr>
-        <w:t>训练翻译任务</w:t>
+        <w:t># 训练翻译任务</w:t>
       </w:r>
       <w:r>
         <w:rPr>
@@ -8452,14 +7981,7 @@
           <w:sz w:val="18"/>
         </w:rPr>
         <w:br/>
-        <w:t xml:space="preserve"># </w:t>
-      </w:r>
-      <w:r>
-        <w:rPr>
-          <w:rFonts w:ascii="Courier New" w:eastAsia="Courier New" w:hAnsi="Courier New"/>
-          <w:sz w:val="18"/>
-        </w:rPr>
-        <w:t>训练序列反转任务</w:t>
+        <w:t># 训练序列反转任务</w:t>
       </w:r>
       <w:r>
         <w:rPr>
@@ -8483,21 +8005,7 @@
         </w:rPr>
         <w:lastRenderedPageBreak/>
         <w:br/>
-        <w:t xml:space="preserve"># </w:t>
-      </w:r>
-      <w:r>
-        <w:rPr>
-          <w:rFonts w:ascii="Courier New" w:eastAsia="Courier New" w:hAnsi="Courier New"/>
-          <w:sz w:val="18"/>
-        </w:rPr>
-        <w:t>测试翻译任务</w:t>
-      </w:r>
-      <w:r>
-        <w:rPr>
-          <w:rFonts w:ascii="Courier New" w:eastAsia="Courier New" w:hAnsi="Courier New"/>
-          <w:sz w:val="18"/>
-        </w:rPr>
-        <w:t xml:space="preserve"> BLEU</w:t>
+        <w:t># 测试翻译任务 BLEU</w:t>
       </w:r>
       <w:r>
         <w:rPr>
@@ -8505,14 +8013,7 @@
           <w:sz w:val="18"/>
         </w:rPr>
         <w:br/>
-        <w:t>python test.py --checkpoint checkpoints/best_translation.p</w:t>
-      </w:r>
-      <w:r>
-        <w:rPr>
-          <w:rFonts w:ascii="Courier New" w:eastAsia="Courier New" w:hAnsi="Courier New"/>
-          <w:sz w:val="18"/>
-        </w:rPr>
-        <w:t>t --device auto</w:t>
+        <w:t>python test.py --checkpoint checkpoints/best_translation.pt --device auto</w:t>
       </w:r>
       <w:r>
         <w:rPr>
@@ -8527,14 +8028,7 @@
           <w:sz w:val="18"/>
         </w:rPr>
         <w:br/>
-        <w:t xml:space="preserve"># </w:t>
-      </w:r>
-      <w:r>
-        <w:rPr>
-          <w:rFonts w:ascii="Courier New" w:eastAsia="Courier New" w:hAnsi="Courier New"/>
-          <w:sz w:val="18"/>
-        </w:rPr>
-        <w:t>一键完成训练、评测和绘图</w:t>
+        <w:t># 一键完成训练、评测和绘图</w:t>
       </w:r>
       <w:r>
         <w:rPr>
@@ -9157,10 +8651,7 @@
         <w:t xml:space="preserve">README.md </w:t>
       </w:r>
       <w:r>
-        <w:t>包含项目简介、模块对应关系、数据准备、训练命令、测试命令、结</w:t>
-      </w:r>
-      <w:r>
-        <w:t>果说明和参考来源；</w:t>
+        <w:t>包含项目简介、模块对应关系、数据准备、训练命令、测试命令、结果说明和参考来源；</w:t>
       </w:r>
       <w:r>
         <w:t xml:space="preserve">results/ </w:t>
@@ -9278,10 +8769,7 @@
         <w:t xml:space="preserve"> PPT</w:t>
       </w:r>
       <w:r>
-        <w:t>、海报和报告展示</w:t>
-      </w:r>
-      <w:r>
-        <w:t>。</w:t>
+        <w:t>、海报和报告展示。</w:t>
       </w:r>
     </w:p>
     <w:p>
@@ -9395,10 +8883,7 @@
         <w:ind w:firstLine="482"/>
       </w:pPr>
       <w:r>
-        <w:t>Vaswani, A., Shazeer</w:t>
-      </w:r>
-      <w:r>
-        <w:t>, N., Parmar, N., et al. Attention Is All You Need. NeurIPS, 2017.</w:t>
+        <w:t>Vaswani, A., Shazeer, N., Parmar, N., et al. Attention Is All You Need. NeurIPS, 2017.</w:t>
       </w:r>
     </w:p>
     <w:p>
@@ -9468,13 +8953,85 @@
         <w:ind w:firstLine="482"/>
       </w:pPr>
       <w:r>
-        <w:t>Multi30k Dat</w:t>
-      </w:r>
-      <w:r>
-        <w:t>aset</w:t>
+        <w:t>Multi30k Dataset</w:t>
       </w:r>
       <w:r>
         <w:t>：多模态机器翻译常用德英平行语料。</w:t>
+      </w:r>
+    </w:p>
+    <w:p>
+      <w:pPr>
+        <w:pStyle w:val="a8"/>
+        <w:spacing w:line="312" w:lineRule="auto"/>
+        <w:ind w:firstLine="482"/>
+        <w:rPr>
+          <w:rFonts w:hint="eastAsia"/>
+        </w:rPr>
+      </w:pPr>
+    </w:p>
+    <w:p>
+      <w:pPr>
+        <w:ind w:firstLine="482"/>
+      </w:pPr>
+      <w:r>
+        <w:rPr>
+          <w:b/>
+          <w:bCs/>
+        </w:rPr>
+        <w:t>小组分工</w:t>
+      </w:r>
+    </w:p>
+    <w:p>
+      <w:pPr>
+        <w:ind w:firstLine="480"/>
+      </w:pPr>
+      <w:r>
+        <w:t>刘承龙：项目汇总、代码整</w:t>
+      </w:r>
+      <w:r>
+        <w:t>理、</w:t>
+      </w:r>
+      <w:r>
+        <w:t xml:space="preserve">PPT </w:t>
+      </w:r>
+      <w:r>
+        <w:t>讲解及整体统筹。</w:t>
+      </w:r>
+    </w:p>
+    <w:p>
+      <w:pPr>
+        <w:ind w:firstLine="480"/>
+      </w:pPr>
+      <w:r>
+        <w:t>韩玉轩：代码编写与运行。</w:t>
+      </w:r>
+    </w:p>
+    <w:p>
+      <w:pPr>
+        <w:ind w:firstLine="480"/>
+      </w:pPr>
+      <w:r>
+        <w:t>潘旭：</w:t>
+      </w:r>
+      <w:r>
+        <w:t xml:space="preserve">PPT </w:t>
+      </w:r>
+      <w:r>
+        <w:t>制作与展示材料排版。</w:t>
+      </w:r>
+    </w:p>
+    <w:p>
+      <w:pPr>
+        <w:ind w:firstLine="480"/>
+      </w:pPr>
+      <w:r>
+        <w:t xml:space="preserve">GitHub </w:t>
+      </w:r>
+      <w:r>
+        <w:t>仓库：</w:t>
+      </w:r>
+      <w:r>
+        <w:t>github.com/GuoDragon/DeepLearning_Transformer</w:t>
       </w:r>
     </w:p>
     <w:sectPr>
